--- a/Galamsey_Eye_Project_Doc.docx
+++ b/Galamsey_Eye_Project_Doc.docx
@@ -755,7 +755,7 @@
                 <w:sz w:val="19"/>
                 <w:szCs w:val="19"/>
               </w:rPr>
-              <w:t xml:space="preserve">Same stack as Project_Mimi and Eren — reuse patterns/components where possible</w:t>
+              <w:t xml:space="preserve"/>
             </w:r>
           </w:p>
         </w:tc>
@@ -1125,7 +1125,7 @@
                 <w:sz w:val="19"/>
                 <w:szCs w:val="19"/>
               </w:rPr>
-              <w:t xml:space="preserve">Already integrated once before on Project_Mimi — reuse that pattern</w:t>
+              <w:t xml:space="preserve"/>
             </w:r>
           </w:p>
         </w:tc>
@@ -1199,7 +1199,7 @@
                 <w:sz w:val="19"/>
                 <w:szCs w:val="19"/>
               </w:rPr>
-              <w:t xml:space="preserve">Consistent with existing Koryis/Mimi deployment pattern</w:t>
+              <w:t xml:space="preserve"/>
             </w:r>
           </w:p>
         </w:tc>
@@ -1535,7 +1535,7 @@
                 <w:sz w:val="19"/>
                 <w:szCs w:val="19"/>
               </w:rPr>
-              <w:t xml:space="preserve">Free-tier sandbox for testing; already used on Project_Mimi</w:t>
+              <w:t xml:space="preserve">Free-tier sandbox for testing</w:t>
             </w:r>
           </w:p>
         </w:tc>
